--- a/Amazon Earnings.docx
+++ b/Amazon Earnings.docx
@@ -675,7 +675,7 @@
           <w:szCs w:val="40"/>
           <w:lang w:val="en-US"/>
         </w:rPr>
-        <w:t>29.54</w:t>
+        <w:t>56.33</w:t>
       </w:r>
     </w:p>
     <w:p>
